--- a/Тестирование/Отчет по алгоритмам (4) (2).docx
+++ b/Тестирование/Отчет по алгоритмам (4) (2).docx
@@ -13,6 +13,8 @@
           <w:lang w:eastAsia="ru-RU"/>
         </w:rPr>
       </w:pPr>
+      <w:bookmarkStart w:id="0" w:name="_GoBack"/>
+      <w:bookmarkEnd w:id="0"/>
       <w:r>
         <w:rPr>
           <w:rFonts w:ascii="Times New Roman" w:hAnsi="Times New Roman" w:cs="Times New Roman"/>
@@ -1615,7 +1617,7 @@
                 <w:sz w:val="28"/>
                 <w:szCs w:val="28"/>
               </w:rPr>
-              <w:t>12</w:t>
+              <w:t>13</w:t>
             </w:r>
             <w:r>
               <w:rPr>
@@ -1948,7 +1950,7 @@
                 <w:sz w:val="28"/>
                 <w:szCs w:val="28"/>
               </w:rPr>
-              <w:t>13</w:t>
+              <w:t>14</w:t>
             </w:r>
             <w:r>
               <w:rPr>
@@ -2112,7 +2114,7 @@
                 <w:sz w:val="28"/>
                 <w:szCs w:val="28"/>
               </w:rPr>
-              <w:t>23</w:t>
+              <w:t>16</w:t>
             </w:r>
             <w:r>
               <w:rPr>
@@ -2374,7 +2376,7 @@
           <w:lang w:val="en-US" w:eastAsia="ru-RU"/>
         </w:rPr>
       </w:pPr>
-      <w:bookmarkStart w:id="0" w:name="_Toc914342944"/>
+      <w:bookmarkStart w:id="1" w:name="_Toc914342944"/>
     </w:p>
     <w:p>
       <w:pPr>
@@ -2397,7 +2399,7 @@
         <w:lastRenderedPageBreak/>
         <w:t>1.Тема и цель работы</w:t>
       </w:r>
-      <w:bookmarkEnd w:id="0"/>
+      <w:bookmarkEnd w:id="1"/>
       <w:r>
         <w:rPr>
           <w:rFonts w:ascii="Times New Roman" w:eastAsia="Times New Roman" w:hAnsi="Times New Roman" w:cs="Times New Roman"/>
@@ -2482,7 +2484,7 @@
           <w:lang w:eastAsia="ru-RU"/>
         </w:rPr>
       </w:pPr>
-      <w:bookmarkStart w:id="1" w:name="_Toc960562831"/>
+      <w:bookmarkStart w:id="2" w:name="_Toc960562831"/>
       <w:r>
         <w:rPr>
           <w:rFonts w:ascii="Times New Roman" w:eastAsia="Times New Roman" w:hAnsi="Times New Roman" w:cs="Times New Roman"/>
@@ -2492,7 +2494,7 @@
         </w:rPr>
         <w:t>2. Оборудование</w:t>
       </w:r>
-      <w:bookmarkEnd w:id="1"/>
+      <w:bookmarkEnd w:id="2"/>
       <w:r>
         <w:rPr>
           <w:rFonts w:ascii="Times New Roman" w:eastAsia="Times New Roman" w:hAnsi="Times New Roman" w:cs="Times New Roman"/>
@@ -2696,7 +2698,7 @@
           <w:lang w:eastAsia="ru-RU"/>
         </w:rPr>
       </w:pPr>
-      <w:bookmarkStart w:id="2" w:name="_Toc1552474224"/>
+      <w:bookmarkStart w:id="3" w:name="_Toc1552474224"/>
       <w:r>
         <w:rPr>
           <w:rFonts w:ascii="Times New Roman" w:eastAsia="Times New Roman" w:hAnsi="Times New Roman" w:cs="Times New Roman"/>
@@ -2706,7 +2708,7 @@
         </w:rPr>
         <w:t>3. Результат выполнения практического задания</w:t>
       </w:r>
-      <w:bookmarkEnd w:id="2"/>
+      <w:bookmarkEnd w:id="3"/>
     </w:p>
     <w:p>
       <w:pPr>
@@ -2944,7 +2946,7 @@
           <w:lang w:eastAsia="ru-RU"/>
         </w:rPr>
       </w:pPr>
-      <w:bookmarkStart w:id="3" w:name="_Toc1086944563"/>
+      <w:bookmarkStart w:id="4" w:name="_Toc1086944563"/>
       <w:r>
         <w:rPr>
           <w:rFonts w:ascii="Times New Roman" w:hAnsi="Times New Roman" w:cs="Times New Roman"/>
@@ -2970,7 +2972,7 @@
         </w:rPr>
         <w:t>. Ручная отладка</w:t>
       </w:r>
-      <w:bookmarkEnd w:id="3"/>
+      <w:bookmarkEnd w:id="4"/>
       <w:r>
         <w:rPr>
           <w:rFonts w:ascii="Times New Roman" w:hAnsi="Times New Roman" w:cs="Times New Roman"/>
@@ -3002,7 +3004,7 @@
           <w:lang w:eastAsia="ru-RU"/>
         </w:rPr>
       </w:pPr>
-      <w:bookmarkStart w:id="4" w:name="_Toc792985870"/>
+      <w:bookmarkStart w:id="5" w:name="_Toc792985870"/>
       <w:r>
         <w:rPr>
           <w:rFonts w:ascii="Times New Roman" w:eastAsia="Times New Roman" w:hAnsi="Times New Roman" w:cs="Times New Roman"/>
@@ -3021,7 +3023,7 @@
         </w:rPr>
         <w:t>.1. Математическая модель</w:t>
       </w:r>
-      <w:bookmarkEnd w:id="4"/>
+      <w:bookmarkEnd w:id="5"/>
     </w:p>
     <w:p>
       <w:pPr>
@@ -4782,7 +4784,7 @@
           <w:lang w:eastAsia="ru-RU"/>
         </w:rPr>
       </w:pPr>
-      <w:bookmarkStart w:id="5" w:name="_Toc210433796"/>
+      <w:bookmarkStart w:id="6" w:name="_Toc210433796"/>
       <w:r>
         <w:rPr>
           <w:rFonts w:ascii="Times New Roman" w:eastAsia="Times New Roman" w:hAnsi="Times New Roman" w:cs="Times New Roman"/>
@@ -4792,7 +4794,7 @@
         </w:rPr>
         <w:t>4.2. Спецификация программы</w:t>
       </w:r>
-      <w:bookmarkEnd w:id="5"/>
+      <w:bookmarkEnd w:id="6"/>
     </w:p>
     <w:p>
       <w:pPr>
@@ -5128,7 +5130,7 @@
           <w:lang w:eastAsia="ru-RU"/>
         </w:rPr>
       </w:pPr>
-      <w:bookmarkStart w:id="6" w:name="_Toc367830600"/>
+      <w:bookmarkStart w:id="7" w:name="_Toc367830600"/>
       <w:r>
         <w:rPr>
           <w:rFonts w:ascii="Times New Roman" w:eastAsia="Times New Roman" w:hAnsi="Times New Roman" w:cs="Times New Roman"/>
@@ -5138,7 +5140,7 @@
         </w:rPr>
         <w:t>4.3. Алгоритм программы</w:t>
       </w:r>
-      <w:bookmarkEnd w:id="6"/>
+      <w:bookmarkEnd w:id="7"/>
     </w:p>
     <w:p>
       <w:pPr>
@@ -6148,7 +6150,7 @@
           <w:lang w:eastAsia="ru-RU"/>
         </w:rPr>
       </w:pPr>
-      <w:bookmarkStart w:id="7" w:name="_Toc2074210523"/>
+      <w:bookmarkStart w:id="8" w:name="_Toc2074210523"/>
       <w:r>
         <w:rPr>
           <w:rFonts w:ascii="Times New Roman" w:eastAsia="Times New Roman" w:hAnsi="Times New Roman" w:cs="Times New Roman"/>
@@ -6158,7 +6160,7 @@
         </w:rPr>
         <w:t>4.4. Ручная отладка «методом грубой силы»</w:t>
       </w:r>
-      <w:bookmarkEnd w:id="7"/>
+      <w:bookmarkEnd w:id="8"/>
     </w:p>
     <w:p>
       <w:pPr>
@@ -6184,8 +6186,6 @@
         </w:rPr>
         <w:t xml:space="preserve"> Я написал с большой буквы , а надо с маленькой</w:t>
       </w:r>
-      <w:bookmarkStart w:id="8" w:name="_GoBack"/>
-      <w:bookmarkEnd w:id="8"/>
     </w:p>
     <w:p>
       <w:pPr>
@@ -6199,9 +6199,9 @@
           <w:sz w:val="19"/>
           <w:szCs w:val="19"/>
           <w:highlight w:val="white"/>
-          <w:lang w:val="en-US"/>
-        </w:rPr>
-      </w:pPr>
+        </w:rPr>
+      </w:pPr>
+      <w:proofErr w:type="spellStart"/>
       <w:r>
         <w:rPr>
           <w:rFonts w:ascii="Cascadia Mono" w:hAnsi="Cascadia Mono" w:cs="Cascadia Mono"/>
@@ -6211,18 +6211,39 @@
           <w:highlight w:val="white"/>
           <w:lang w:val="en-US"/>
         </w:rPr>
-        <w:t>RichTextBox1.</w:t>
-      </w:r>
-      <w:r>
-        <w:rPr>
-          <w:rFonts w:ascii="Cascadia Mono" w:hAnsi="Cascadia Mono" w:cs="Cascadia Mono"/>
-          <w:color w:val="000000"/>
-          <w:sz w:val="19"/>
-          <w:szCs w:val="19"/>
-          <w:highlight w:val="white"/>
-          <w:lang w:val="en-US"/>
-        </w:rPr>
-        <w:t xml:space="preserve">Text += </w:t>
+        <w:t>RichTextBox</w:t>
+      </w:r>
+      <w:proofErr w:type="spellEnd"/>
+      <w:r>
+        <w:rPr>
+          <w:rFonts w:ascii="Cascadia Mono" w:hAnsi="Cascadia Mono" w:cs="Cascadia Mono"/>
+          <w:color w:val="FF0000"/>
+          <w:sz w:val="19"/>
+          <w:szCs w:val="19"/>
+          <w:highlight w:val="white"/>
+        </w:rPr>
+        <w:t>1.</w:t>
+      </w:r>
+      <w:r>
+        <w:rPr>
+          <w:rFonts w:ascii="Cascadia Mono" w:hAnsi="Cascadia Mono" w:cs="Cascadia Mono"/>
+          <w:color w:val="000000"/>
+          <w:sz w:val="19"/>
+          <w:szCs w:val="19"/>
+          <w:highlight w:val="white"/>
+          <w:lang w:val="en-US"/>
+        </w:rPr>
+        <w:t>Text</w:t>
+      </w:r>
+      <w:r>
+        <w:rPr>
+          <w:rFonts w:ascii="Cascadia Mono" w:hAnsi="Cascadia Mono" w:cs="Cascadia Mono"/>
+          <w:color w:val="000000"/>
+          <w:sz w:val="19"/>
+          <w:szCs w:val="19"/>
+          <w:highlight w:val="white"/>
+        </w:rPr>
+        <w:t xml:space="preserve"> += </w:t>
       </w:r>
       <w:r>
         <w:rPr>
@@ -6231,7 +6252,6 @@
           <w:sz w:val="19"/>
           <w:szCs w:val="19"/>
           <w:highlight w:val="white"/>
-          <w:lang w:val="en-US"/>
         </w:rPr>
         <w:t>"</w:t>
       </w:r>
@@ -6252,7 +6272,6 @@
           <w:sz w:val="19"/>
           <w:szCs w:val="19"/>
           <w:highlight w:val="white"/>
-          <w:lang w:val="en-US"/>
         </w:rPr>
         <w:t xml:space="preserve">: </w:t>
       </w:r>
@@ -6273,9 +6292,29 @@
           <w:sz w:val="19"/>
           <w:szCs w:val="19"/>
           <w:highlight w:val="white"/>
-          <w:lang w:val="en-US"/>
-        </w:rPr>
-        <w:t xml:space="preserve"> (8 ≤ XY ≤ 12)</w:t>
+        </w:rPr>
+        <w:t xml:space="preserve"> (8 ≤ </w:t>
+      </w:r>
+      <w:r>
+        <w:rPr>
+          <w:rFonts w:ascii="Cascadia Mono" w:hAnsi="Cascadia Mono" w:cs="Cascadia Mono"/>
+          <w:color w:val="A31515"/>
+          <w:sz w:val="19"/>
+          <w:szCs w:val="19"/>
+          <w:highlight w:val="white"/>
+          <w:lang w:val="en-US"/>
+        </w:rPr>
+        <w:t>XY</w:t>
+      </w:r>
+      <w:r>
+        <w:rPr>
+          <w:rFonts w:ascii="Cascadia Mono" w:hAnsi="Cascadia Mono" w:cs="Cascadia Mono"/>
+          <w:color w:val="A31515"/>
+          <w:sz w:val="19"/>
+          <w:szCs w:val="19"/>
+          <w:highlight w:val="white"/>
+        </w:rPr>
+        <w:t xml:space="preserve"> ≤ 12)</w:t>
       </w:r>
       <w:r>
         <w:rPr>
@@ -6284,9 +6323,40 @@
           <w:sz w:val="19"/>
           <w:szCs w:val="19"/>
           <w:highlight w:val="white"/>
-          <w:lang w:val="en-US"/>
-        </w:rPr>
-        <w:t>\r\n</w:t>
+        </w:rPr>
+        <w:t>\</w:t>
+      </w:r>
+      <w:r>
+        <w:rPr>
+          <w:rFonts w:ascii="Cascadia Mono" w:hAnsi="Cascadia Mono" w:cs="Cascadia Mono"/>
+          <w:color w:val="9E5B71"/>
+          <w:sz w:val="19"/>
+          <w:szCs w:val="19"/>
+          <w:highlight w:val="white"/>
+          <w:lang w:val="en-US"/>
+        </w:rPr>
+        <w:t>r</w:t>
+      </w:r>
+      <w:r>
+        <w:rPr>
+          <w:rFonts w:ascii="Cascadia Mono" w:hAnsi="Cascadia Mono" w:cs="Cascadia Mono"/>
+          <w:color w:val="9E5B71"/>
+          <w:sz w:val="19"/>
+          <w:szCs w:val="19"/>
+          <w:highlight w:val="white"/>
+        </w:rPr>
+        <w:t>\</w:t>
+      </w:r>
+      <w:r>
+        <w:rPr>
+          <w:rFonts w:ascii="Cascadia Mono" w:hAnsi="Cascadia Mono" w:cs="Cascadia Mono"/>
+          <w:color w:val="9E5B71"/>
+          <w:sz w:val="19"/>
+          <w:szCs w:val="19"/>
+          <w:highlight w:val="white"/>
+          <w:lang w:val="en-US"/>
+        </w:rPr>
+        <w:t>n</w:t>
       </w:r>
       <w:r>
         <w:rPr>
@@ -6295,7 +6365,6 @@
           <w:sz w:val="19"/>
           <w:szCs w:val="19"/>
           <w:highlight w:val="white"/>
-          <w:lang w:val="en-US"/>
         </w:rPr>
         <w:t>"</w:t>
       </w:r>
@@ -6306,7 +6375,6 @@
           <w:sz w:val="19"/>
           <w:szCs w:val="19"/>
           <w:highlight w:val="white"/>
-          <w:lang w:val="en-US"/>
         </w:rPr>
         <w:t>;</w:t>
       </w:r>
@@ -6333,7 +6401,6 @@
           <w:sz w:val="19"/>
           <w:szCs w:val="19"/>
           <w:highlight w:val="white"/>
-          <w:lang w:val="en-US"/>
         </w:rPr>
         <w:lastRenderedPageBreak/>
         <w:t xml:space="preserve"> </w:t>
@@ -6656,6 +6723,7 @@
           <w:sz w:val="19"/>
           <w:szCs w:val="19"/>
           <w:highlight w:val="white"/>
+          <w:lang w:val="en-US"/>
         </w:rPr>
         <w:t xml:space="preserve">richTextBox1.Text += </w:t>
       </w:r>
@@ -6666,10 +6734,12 @@
           <w:sz w:val="19"/>
           <w:szCs w:val="19"/>
           <w:highlight w:val="white"/>
+          <w:lang w:val="en-US"/>
         </w:rPr>
         <w:t xml:space="preserve">$"b = </w:t>
       </w:r>
       <w:proofErr w:type="spellStart"/>
+      <w:proofErr w:type="gramStart"/>
       <w:r>
         <w:rPr>
           <w:rFonts w:ascii="Cascadia Mono" w:hAnsi="Cascadia Mono" w:cs="Cascadia Mono"/>
@@ -6677,6 +6747,7 @@
           <w:sz w:val="19"/>
           <w:szCs w:val="19"/>
           <w:highlight w:val="white"/>
+          <w:lang w:val="en-US"/>
         </w:rPr>
         <w:t>sh</w:t>
       </w:r>
@@ -6688,16 +6759,19 @@
           <w:sz w:val="19"/>
           <w:szCs w:val="19"/>
           <w:highlight w:val="white"/>
+          <w:lang w:val="en-US"/>
         </w:rPr>
         <w:t>(</w:t>
       </w:r>
-      <w:r>
-        <w:rPr>
-          <w:rFonts w:ascii="Cascadia Mono" w:hAnsi="Cascadia Mono" w:cs="Cascadia Mono"/>
-          <w:color w:val="000000"/>
-          <w:sz w:val="19"/>
-          <w:szCs w:val="19"/>
-          <w:highlight w:val="white"/>
+      <w:proofErr w:type="gramEnd"/>
+      <w:r>
+        <w:rPr>
+          <w:rFonts w:ascii="Cascadia Mono" w:hAnsi="Cascadia Mono" w:cs="Cascadia Mono"/>
+          <w:color w:val="000000"/>
+          <w:sz w:val="19"/>
+          <w:szCs w:val="19"/>
+          <w:highlight w:val="white"/>
+          <w:lang w:val="en-US"/>
         </w:rPr>
         <w:t>{</w:t>
       </w:r>
@@ -6708,6 +6782,7 @@
           <w:sz w:val="19"/>
           <w:szCs w:val="19"/>
           <w:highlight w:val="white"/>
+          <w:lang w:val="en-US"/>
         </w:rPr>
         <w:t>f</w:t>
       </w:r>
@@ -6718,6 +6793,7 @@
           <w:sz w:val="19"/>
           <w:szCs w:val="19"/>
           <w:highlight w:val="white"/>
+          <w:lang w:val="en-US"/>
         </w:rPr>
         <w:t>(</w:t>
       </w:r>
@@ -6728,6 +6804,7 @@
           <w:sz w:val="19"/>
           <w:szCs w:val="19"/>
           <w:highlight w:val="white"/>
+          <w:lang w:val="en-US"/>
         </w:rPr>
         <w:t>x</w:t>
       </w:r>
@@ -6738,6 +6815,7 @@
           <w:sz w:val="19"/>
           <w:szCs w:val="19"/>
           <w:highlight w:val="white"/>
+          <w:lang w:val="en-US"/>
         </w:rPr>
         <w:t>)}</w:t>
       </w:r>
@@ -6748,6 +6826,7 @@
           <w:sz w:val="19"/>
           <w:szCs w:val="19"/>
           <w:highlight w:val="white"/>
+          <w:lang w:val="en-US"/>
         </w:rPr>
         <w:t xml:space="preserve">) + </w:t>
       </w:r>
@@ -6759,6 +6838,7 @@
           <w:sz w:val="19"/>
           <w:szCs w:val="19"/>
           <w:highlight w:val="white"/>
+          <w:lang w:val="en-US"/>
         </w:rPr>
         <w:t>ch</w:t>
       </w:r>
@@ -6770,6 +6850,7 @@
           <w:sz w:val="19"/>
           <w:szCs w:val="19"/>
           <w:highlight w:val="white"/>
+          <w:lang w:val="en-US"/>
         </w:rPr>
         <w:t>(</w:t>
       </w:r>
@@ -6780,6 +6861,7 @@
           <w:sz w:val="19"/>
           <w:szCs w:val="19"/>
           <w:highlight w:val="white"/>
+          <w:lang w:val="en-US"/>
         </w:rPr>
         <w:t>{</w:t>
       </w:r>
@@ -6790,6 +6872,7 @@
           <w:sz w:val="19"/>
           <w:szCs w:val="19"/>
           <w:highlight w:val="white"/>
+          <w:lang w:val="en-US"/>
         </w:rPr>
         <w:t>y</w:t>
       </w:r>
@@ -6800,6 +6883,7 @@
           <w:sz w:val="19"/>
           <w:szCs w:val="19"/>
           <w:highlight w:val="white"/>
+          <w:lang w:val="en-US"/>
         </w:rPr>
         <w:t>}</w:t>
       </w:r>
@@ -6810,6 +6894,7 @@
           <w:sz w:val="19"/>
           <w:szCs w:val="19"/>
           <w:highlight w:val="white"/>
+          <w:lang w:val="en-US"/>
         </w:rPr>
         <w:t xml:space="preserve">) = </w:t>
       </w:r>
@@ -6820,6 +6905,7 @@
           <w:sz w:val="19"/>
           <w:szCs w:val="19"/>
           <w:highlight w:val="white"/>
+          <w:lang w:val="en-US"/>
         </w:rPr>
         <w:t>{</w:t>
       </w:r>
@@ -6830,6 +6916,7 @@
           <w:sz w:val="19"/>
           <w:szCs w:val="19"/>
           <w:highlight w:val="white"/>
+          <w:lang w:val="en-US"/>
         </w:rPr>
         <w:t>b</w:t>
       </w:r>
@@ -6840,6 +6927,7 @@
           <w:sz w:val="19"/>
           <w:szCs w:val="19"/>
           <w:highlight w:val="white"/>
+          <w:lang w:val="en-US"/>
         </w:rPr>
         <w:t>}</w:t>
       </w:r>
@@ -6850,6 +6938,7 @@
           <w:sz w:val="19"/>
           <w:szCs w:val="19"/>
           <w:highlight w:val="white"/>
+          <w:lang w:val="en-US"/>
         </w:rPr>
         <w:t>\r\n</w:t>
       </w:r>
@@ -6860,6 +6949,7 @@
           <w:sz w:val="19"/>
           <w:szCs w:val="19"/>
           <w:highlight w:val="white"/>
+          <w:lang w:val="en-US"/>
         </w:rPr>
         <w:t>"</w:t>
       </w:r>
@@ -6870,6 +6960,7 @@
           <w:sz w:val="19"/>
           <w:szCs w:val="19"/>
           <w:highlight w:val="white"/>
+          <w:lang w:val="en-US"/>
         </w:rPr>
         <w:t>;</w:t>
       </w:r>
@@ -7306,16 +7397,17 @@
     <w:p>
       <w:pPr>
         <w:rPr>
-          <w:lang w:eastAsia="ru-RU"/>
-        </w:rPr>
-      </w:pPr>
-      <w:r>
-        <w:rPr>
-          <w:rFonts w:ascii="Cascadia Mono" w:hAnsi="Cascadia Mono" w:cs="Cascadia Mono"/>
-          <w:color w:val="000000"/>
-          <w:sz w:val="19"/>
-          <w:szCs w:val="19"/>
-          <w:highlight w:val="white"/>
+          <w:lang w:val="en-US" w:eastAsia="ru-RU"/>
+        </w:rPr>
+      </w:pPr>
+      <w:r>
+        <w:rPr>
+          <w:rFonts w:ascii="Cascadia Mono" w:hAnsi="Cascadia Mono" w:cs="Cascadia Mono"/>
+          <w:color w:val="000000"/>
+          <w:sz w:val="19"/>
+          <w:szCs w:val="19"/>
+          <w:highlight w:val="white"/>
+          <w:lang w:val="en-US"/>
         </w:rPr>
         <w:t xml:space="preserve">richTextBox1.Text += </w:t>
       </w:r>
@@ -7326,10 +7418,12 @@
           <w:sz w:val="19"/>
           <w:szCs w:val="19"/>
           <w:highlight w:val="white"/>
+          <w:lang w:val="en-US"/>
         </w:rPr>
         <w:t xml:space="preserve">$"b = </w:t>
       </w:r>
       <w:proofErr w:type="spellStart"/>
+      <w:proofErr w:type="gramStart"/>
       <w:r>
         <w:rPr>
           <w:rFonts w:ascii="Cascadia Mono" w:hAnsi="Cascadia Mono" w:cs="Cascadia Mono"/>
@@ -7337,6 +7431,7 @@
           <w:sz w:val="19"/>
           <w:szCs w:val="19"/>
           <w:highlight w:val="white"/>
+          <w:lang w:val="en-US"/>
         </w:rPr>
         <w:t>sh</w:t>
       </w:r>
@@ -7348,16 +7443,19 @@
           <w:sz w:val="19"/>
           <w:szCs w:val="19"/>
           <w:highlight w:val="white"/>
+          <w:lang w:val="en-US"/>
         </w:rPr>
         <w:t>(</w:t>
       </w:r>
-      <w:r>
-        <w:rPr>
-          <w:rFonts w:ascii="Cascadia Mono" w:hAnsi="Cascadia Mono" w:cs="Cascadia Mono"/>
-          <w:color w:val="000000"/>
-          <w:sz w:val="19"/>
-          <w:szCs w:val="19"/>
-          <w:highlight w:val="white"/>
+      <w:proofErr w:type="gramEnd"/>
+      <w:r>
+        <w:rPr>
+          <w:rFonts w:ascii="Cascadia Mono" w:hAnsi="Cascadia Mono" w:cs="Cascadia Mono"/>
+          <w:color w:val="000000"/>
+          <w:sz w:val="19"/>
+          <w:szCs w:val="19"/>
+          <w:highlight w:val="white"/>
+          <w:lang w:val="en-US"/>
         </w:rPr>
         <w:t>{</w:t>
       </w:r>
@@ -7368,6 +7466,7 @@
           <w:sz w:val="19"/>
           <w:szCs w:val="19"/>
           <w:highlight w:val="white"/>
+          <w:lang w:val="en-US"/>
         </w:rPr>
         <w:t>f</w:t>
       </w:r>
@@ -7378,6 +7477,7 @@
           <w:sz w:val="19"/>
           <w:szCs w:val="19"/>
           <w:highlight w:val="white"/>
+          <w:lang w:val="en-US"/>
         </w:rPr>
         <w:t>(</w:t>
       </w:r>
@@ -7388,6 +7488,7 @@
           <w:sz w:val="19"/>
           <w:szCs w:val="19"/>
           <w:highlight w:val="white"/>
+          <w:lang w:val="en-US"/>
         </w:rPr>
         <w:t>x</w:t>
       </w:r>
@@ -7398,6 +7499,7 @@
           <w:sz w:val="19"/>
           <w:szCs w:val="19"/>
           <w:highlight w:val="white"/>
+          <w:lang w:val="en-US"/>
         </w:rPr>
         <w:t>)}</w:t>
       </w:r>
@@ -7408,6 +7510,7 @@
           <w:sz w:val="19"/>
           <w:szCs w:val="19"/>
           <w:highlight w:val="white"/>
+          <w:lang w:val="en-US"/>
         </w:rPr>
         <w:t xml:space="preserve">) + </w:t>
       </w:r>
@@ -7419,6 +7522,7 @@
           <w:sz w:val="19"/>
           <w:szCs w:val="19"/>
           <w:highlight w:val="white"/>
+          <w:lang w:val="en-US"/>
         </w:rPr>
         <w:t>ch</w:t>
       </w:r>
@@ -7430,6 +7534,7 @@
           <w:sz w:val="19"/>
           <w:szCs w:val="19"/>
           <w:highlight w:val="white"/>
+          <w:lang w:val="en-US"/>
         </w:rPr>
         <w:t>(</w:t>
       </w:r>
@@ -7440,6 +7545,7 @@
           <w:sz w:val="19"/>
           <w:szCs w:val="19"/>
           <w:highlight w:val="white"/>
+          <w:lang w:val="en-US"/>
         </w:rPr>
         <w:t>{</w:t>
       </w:r>
@@ -7450,6 +7556,7 @@
           <w:sz w:val="19"/>
           <w:szCs w:val="19"/>
           <w:highlight w:val="white"/>
+          <w:lang w:val="en-US"/>
         </w:rPr>
         <w:t>y</w:t>
       </w:r>
@@ -7460,6 +7567,7 @@
           <w:sz w:val="19"/>
           <w:szCs w:val="19"/>
           <w:highlight w:val="white"/>
+          <w:lang w:val="en-US"/>
         </w:rPr>
         <w:t>}</w:t>
       </w:r>
@@ -7470,6 +7578,7 @@
           <w:sz w:val="19"/>
           <w:szCs w:val="19"/>
           <w:highlight w:val="white"/>
+          <w:lang w:val="en-US"/>
         </w:rPr>
         <w:t xml:space="preserve">) = </w:t>
       </w:r>
@@ -7480,6 +7589,7 @@
           <w:sz w:val="19"/>
           <w:szCs w:val="19"/>
           <w:highlight w:val="white"/>
+          <w:lang w:val="en-US"/>
         </w:rPr>
         <w:t>{</w:t>
       </w:r>
@@ -7490,6 +7600,7 @@
           <w:sz w:val="19"/>
           <w:szCs w:val="19"/>
           <w:highlight w:val="white"/>
+          <w:lang w:val="en-US"/>
         </w:rPr>
         <w:t>b</w:t>
       </w:r>
@@ -7500,6 +7611,7 @@
           <w:sz w:val="19"/>
           <w:szCs w:val="19"/>
           <w:highlight w:val="white"/>
+          <w:lang w:val="en-US"/>
         </w:rPr>
         <w:t>}</w:t>
       </w:r>
@@ -7510,6 +7622,7 @@
           <w:sz w:val="19"/>
           <w:szCs w:val="19"/>
           <w:highlight w:val="white"/>
+          <w:lang w:val="en-US"/>
         </w:rPr>
         <w:t>\r\n</w:t>
       </w:r>
@@ -7520,6 +7633,7 @@
           <w:sz w:val="19"/>
           <w:szCs w:val="19"/>
           <w:highlight w:val="white"/>
+          <w:lang w:val="en-US"/>
         </w:rPr>
         <w:t>"</w:t>
       </w:r>
@@ -7530,6 +7644,7 @@
           <w:sz w:val="19"/>
           <w:szCs w:val="19"/>
           <w:highlight w:val="white"/>
+          <w:lang w:val="en-US"/>
         </w:rPr>
         <w:t>;</w:t>
       </w:r>
@@ -7537,7 +7652,7 @@
     <w:p>
       <w:pPr>
         <w:rPr>
-          <w:lang w:eastAsia="ru-RU"/>
+          <w:lang w:val="en-US" w:eastAsia="ru-RU"/>
         </w:rPr>
       </w:pPr>
     </w:p>
@@ -7556,9 +7671,18 @@
           <w:rFonts w:ascii="Times New Roman" w:eastAsia="Times New Roman" w:hAnsi="Times New Roman" w:cs="Times New Roman"/>
           <w:sz w:val="28"/>
           <w:szCs w:val="28"/>
-          <w:lang w:eastAsia="ru-RU"/>
-        </w:rPr>
-        <w:t xml:space="preserve"> Метод грубой силы означает: </w:t>
+          <w:lang w:val="en-US" w:eastAsia="ru-RU"/>
+        </w:rPr>
+        <w:t xml:space="preserve"> </w:t>
+      </w:r>
+      <w:r>
+        <w:rPr>
+          <w:rFonts w:ascii="Times New Roman" w:eastAsia="Times New Roman" w:hAnsi="Times New Roman" w:cs="Times New Roman"/>
+          <w:sz w:val="28"/>
+          <w:szCs w:val="28"/>
+          <w:lang w:eastAsia="ru-RU"/>
+        </w:rPr>
+        <w:t xml:space="preserve">Метод грубой силы означает: </w:t>
       </w:r>
     </w:p>
     <w:p>
@@ -11788,6 +11912,7 @@
           <w:sz w:val="19"/>
           <w:szCs w:val="19"/>
           <w:highlight w:val="white"/>
+          <w:lang w:val="en-US"/>
         </w:rPr>
       </w:pPr>
       <w:r>
@@ -11808,6 +11933,7 @@
           <w:sz w:val="19"/>
           <w:szCs w:val="19"/>
           <w:highlight w:val="white"/>
+          <w:lang w:val="en-US"/>
         </w:rPr>
         <w:t>{</w:t>
       </w:r>
@@ -11824,19 +11950,21 @@
           <w:sz w:val="19"/>
           <w:szCs w:val="19"/>
           <w:highlight w:val="white"/>
-        </w:rPr>
-      </w:pPr>
-      <w:r>
-        <w:rPr>
-          <w:rFonts w:ascii="Cascadia Mono" w:hAnsi="Cascadia Mono" w:cs="Cascadia Mono"/>
-          <w:color w:val="000000"/>
-          <w:sz w:val="19"/>
-          <w:szCs w:val="19"/>
-          <w:highlight w:val="white"/>
+          <w:lang w:val="en-US"/>
+        </w:rPr>
+      </w:pPr>
+      <w:r>
+        <w:rPr>
+          <w:rFonts w:ascii="Cascadia Mono" w:hAnsi="Cascadia Mono" w:cs="Cascadia Mono"/>
+          <w:color w:val="000000"/>
+          <w:sz w:val="19"/>
+          <w:szCs w:val="19"/>
+          <w:highlight w:val="white"/>
+          <w:lang w:val="en-US"/>
         </w:rPr>
         <w:t xml:space="preserve">            </w:t>
       </w:r>
-      <w:proofErr w:type="spellStart"/>
+      <w:proofErr w:type="gramStart"/>
       <w:r>
         <w:rPr>
           <w:rFonts w:ascii="Cascadia Mono" w:hAnsi="Cascadia Mono" w:cs="Cascadia Mono"/>
@@ -11844,17 +11972,19 @@
           <w:sz w:val="19"/>
           <w:szCs w:val="19"/>
           <w:highlight w:val="white"/>
+          <w:lang w:val="en-US"/>
         </w:rPr>
         <w:t>if</w:t>
       </w:r>
-      <w:proofErr w:type="spellEnd"/>
-      <w:r>
-        <w:rPr>
-          <w:rFonts w:ascii="Cascadia Mono" w:hAnsi="Cascadia Mono" w:cs="Cascadia Mono"/>
-          <w:color w:val="000000"/>
-          <w:sz w:val="19"/>
-          <w:szCs w:val="19"/>
-          <w:highlight w:val="white"/>
+      <w:proofErr w:type="gramEnd"/>
+      <w:r>
+        <w:rPr>
+          <w:rFonts w:ascii="Cascadia Mono" w:hAnsi="Cascadia Mono" w:cs="Cascadia Mono"/>
+          <w:color w:val="000000"/>
+          <w:sz w:val="19"/>
+          <w:szCs w:val="19"/>
+          <w:highlight w:val="white"/>
+          <w:lang w:val="en-US"/>
         </w:rPr>
         <w:t xml:space="preserve"> (radioButton1.Checked)</w:t>
       </w:r>
@@ -11871,19 +12001,21 @@
           <w:sz w:val="19"/>
           <w:szCs w:val="19"/>
           <w:highlight w:val="white"/>
-        </w:rPr>
-      </w:pPr>
-      <w:r>
-        <w:rPr>
-          <w:rFonts w:ascii="Cascadia Mono" w:hAnsi="Cascadia Mono" w:cs="Cascadia Mono"/>
-          <w:color w:val="000000"/>
-          <w:sz w:val="19"/>
-          <w:szCs w:val="19"/>
-          <w:highlight w:val="white"/>
+          <w:lang w:val="en-US"/>
+        </w:rPr>
+      </w:pPr>
+      <w:r>
+        <w:rPr>
+          <w:rFonts w:ascii="Cascadia Mono" w:hAnsi="Cascadia Mono" w:cs="Cascadia Mono"/>
+          <w:color w:val="000000"/>
+          <w:sz w:val="19"/>
+          <w:szCs w:val="19"/>
+          <w:highlight w:val="white"/>
+          <w:lang w:val="en-US"/>
         </w:rPr>
         <w:t xml:space="preserve">                </w:t>
       </w:r>
-      <w:proofErr w:type="spellStart"/>
+      <w:proofErr w:type="gramStart"/>
       <w:r>
         <w:rPr>
           <w:rFonts w:ascii="Cascadia Mono" w:hAnsi="Cascadia Mono" w:cs="Cascadia Mono"/>
@@ -11891,21 +12023,22 @@
           <w:sz w:val="19"/>
           <w:szCs w:val="19"/>
           <w:highlight w:val="white"/>
+          <w:lang w:val="en-US"/>
         </w:rPr>
         <w:t>return</w:t>
       </w:r>
-      <w:proofErr w:type="spellEnd"/>
-      <w:r>
-        <w:rPr>
-          <w:rFonts w:ascii="Cascadia Mono" w:hAnsi="Cascadia Mono" w:cs="Cascadia Mono"/>
-          <w:color w:val="000000"/>
-          <w:sz w:val="19"/>
-          <w:szCs w:val="19"/>
-          <w:highlight w:val="white"/>
+      <w:proofErr w:type="gramEnd"/>
+      <w:r>
+        <w:rPr>
+          <w:rFonts w:ascii="Cascadia Mono" w:hAnsi="Cascadia Mono" w:cs="Cascadia Mono"/>
+          <w:color w:val="000000"/>
+          <w:sz w:val="19"/>
+          <w:szCs w:val="19"/>
+          <w:highlight w:val="white"/>
+          <w:lang w:val="en-US"/>
         </w:rPr>
         <w:t xml:space="preserve"> </w:t>
       </w:r>
-      <w:proofErr w:type="spellStart"/>
       <w:r>
         <w:rPr>
           <w:rFonts w:ascii="Cascadia Mono" w:hAnsi="Cascadia Mono" w:cs="Cascadia Mono"/>
@@ -11913,17 +12046,18 @@
           <w:sz w:val="19"/>
           <w:szCs w:val="19"/>
           <w:highlight w:val="white"/>
+          <w:lang w:val="en-US"/>
         </w:rPr>
         <w:t>Cos</w:t>
       </w:r>
-      <w:proofErr w:type="spellEnd"/>
-      <w:r>
-        <w:rPr>
-          <w:rFonts w:ascii="Cascadia Mono" w:hAnsi="Cascadia Mono" w:cs="Cascadia Mono"/>
-          <w:color w:val="000000"/>
-          <w:sz w:val="19"/>
-          <w:szCs w:val="19"/>
-          <w:highlight w:val="white"/>
+      <w:r>
+        <w:rPr>
+          <w:rFonts w:ascii="Cascadia Mono" w:hAnsi="Cascadia Mono" w:cs="Cascadia Mono"/>
+          <w:color w:val="000000"/>
+          <w:sz w:val="19"/>
+          <w:szCs w:val="19"/>
+          <w:highlight w:val="white"/>
+          <w:lang w:val="en-US"/>
         </w:rPr>
         <w:t>(</w:t>
       </w:r>
@@ -11934,6 +12068,7 @@
           <w:sz w:val="19"/>
           <w:szCs w:val="19"/>
           <w:highlight w:val="white"/>
+          <w:lang w:val="en-US"/>
         </w:rPr>
         <w:t>x</w:t>
       </w:r>
@@ -11944,6 +12079,7 @@
           <w:sz w:val="19"/>
           <w:szCs w:val="19"/>
           <w:highlight w:val="white"/>
+          <w:lang w:val="en-US"/>
         </w:rPr>
         <w:t>);</w:t>
       </w:r>
@@ -11960,6 +12096,7 @@
           <w:sz w:val="19"/>
           <w:szCs w:val="19"/>
           <w:highlight w:val="white"/>
+          <w:lang w:val="en-US"/>
         </w:rPr>
       </w:pPr>
     </w:p>
@@ -15435,6 +15572,7 @@
           <w:sz w:val="19"/>
           <w:szCs w:val="19"/>
           <w:highlight w:val="white"/>
+          <w:lang w:val="en-US"/>
         </w:rPr>
       </w:pPr>
       <w:r>
@@ -15447,7 +15585,7 @@
         </w:rPr>
         <w:t xml:space="preserve">            </w:t>
       </w:r>
-      <w:proofErr w:type="spellStart"/>
+      <w:proofErr w:type="gramStart"/>
       <w:r>
         <w:rPr>
           <w:rFonts w:ascii="Cascadia Mono" w:hAnsi="Cascadia Mono" w:cs="Cascadia Mono"/>
@@ -15455,17 +15593,19 @@
           <w:sz w:val="19"/>
           <w:szCs w:val="19"/>
           <w:highlight w:val="white"/>
+          <w:lang w:val="en-US"/>
         </w:rPr>
         <w:t>double</w:t>
       </w:r>
-      <w:proofErr w:type="spellEnd"/>
-      <w:r>
-        <w:rPr>
-          <w:rFonts w:ascii="Cascadia Mono" w:hAnsi="Cascadia Mono" w:cs="Cascadia Mono"/>
-          <w:color w:val="000000"/>
-          <w:sz w:val="19"/>
-          <w:szCs w:val="19"/>
-          <w:highlight w:val="white"/>
+      <w:proofErr w:type="gramEnd"/>
+      <w:r>
+        <w:rPr>
+          <w:rFonts w:ascii="Cascadia Mono" w:hAnsi="Cascadia Mono" w:cs="Cascadia Mono"/>
+          <w:color w:val="000000"/>
+          <w:sz w:val="19"/>
+          <w:szCs w:val="19"/>
+          <w:highlight w:val="white"/>
+          <w:lang w:val="en-US"/>
         </w:rPr>
         <w:t xml:space="preserve"> </w:t>
       </w:r>
@@ -15476,6 +15616,7 @@
           <w:sz w:val="19"/>
           <w:szCs w:val="19"/>
           <w:highlight w:val="white"/>
+          <w:lang w:val="en-US"/>
         </w:rPr>
         <w:t>b</w:t>
       </w:r>
@@ -15486,6 +15627,7 @@
           <w:sz w:val="19"/>
           <w:szCs w:val="19"/>
           <w:highlight w:val="white"/>
+          <w:lang w:val="en-US"/>
         </w:rPr>
         <w:t xml:space="preserve"> = 0;</w:t>
       </w:r>
@@ -15502,6 +15644,7 @@
           <w:sz w:val="19"/>
           <w:szCs w:val="19"/>
           <w:highlight w:val="white"/>
+          <w:lang w:val="en-US"/>
         </w:rPr>
       </w:pPr>
     </w:p>
@@ -15517,28 +15660,55 @@
           <w:sz w:val="19"/>
           <w:szCs w:val="19"/>
           <w:highlight w:val="white"/>
-        </w:rPr>
-      </w:pPr>
-      <w:r>
-        <w:rPr>
-          <w:rFonts w:ascii="Cascadia Mono" w:hAnsi="Cascadia Mono" w:cs="Cascadia Mono"/>
-          <w:color w:val="000000"/>
-          <w:sz w:val="19"/>
-          <w:szCs w:val="19"/>
-          <w:highlight w:val="white"/>
+          <w:lang w:val="en-US"/>
+        </w:rPr>
+      </w:pPr>
+      <w:r>
+        <w:rPr>
+          <w:rFonts w:ascii="Cascadia Mono" w:hAnsi="Cascadia Mono" w:cs="Cascadia Mono"/>
+          <w:color w:val="000000"/>
+          <w:sz w:val="19"/>
+          <w:szCs w:val="19"/>
+          <w:highlight w:val="white"/>
+          <w:lang w:val="en-US"/>
         </w:rPr>
         <w:t xml:space="preserve">            </w:t>
       </w:r>
+      <w:proofErr w:type="gramStart"/>
+      <w:r>
+        <w:rPr>
+          <w:rFonts w:ascii="Cascadia Mono" w:hAnsi="Cascadia Mono" w:cs="Cascadia Mono"/>
+          <w:color w:val="8F08C4"/>
+          <w:sz w:val="19"/>
+          <w:szCs w:val="19"/>
+          <w:highlight w:val="white"/>
+          <w:lang w:val="en-US"/>
+        </w:rPr>
+        <w:t>if</w:t>
+      </w:r>
+      <w:proofErr w:type="gramEnd"/>
+      <w:r>
+        <w:rPr>
+          <w:rFonts w:ascii="Cascadia Mono" w:hAnsi="Cascadia Mono" w:cs="Cascadia Mono"/>
+          <w:color w:val="000000"/>
+          <w:sz w:val="19"/>
+          <w:szCs w:val="19"/>
+          <w:highlight w:val="white"/>
+          <w:lang w:val="en-US"/>
+        </w:rPr>
+        <w:t xml:space="preserve"> (</w:t>
+      </w:r>
       <w:proofErr w:type="spellStart"/>
       <w:r>
         <w:rPr>
           <w:rFonts w:ascii="Cascadia Mono" w:hAnsi="Cascadia Mono" w:cs="Cascadia Mono"/>
-          <w:color w:val="8F08C4"/>
-          <w:sz w:val="19"/>
-          <w:szCs w:val="19"/>
-          <w:highlight w:val="white"/>
-        </w:rPr>
-        <w:t>if</w:t>
+          <w:color w:val="1F377F"/>
+          <w:sz w:val="19"/>
+          <w:szCs w:val="19"/>
+          <w:highlight w:val="white"/>
+          <w:lang w:val="en-US"/>
+        </w:rPr>
+        <w:t>xy</w:t>
       </w:r>
       <w:proofErr w:type="spellEnd"/>
       <w:r>
@@ -15548,28 +15718,7 @@
           <w:sz w:val="19"/>
           <w:szCs w:val="19"/>
           <w:highlight w:val="white"/>
-        </w:rPr>
-        <w:t xml:space="preserve"> (</w:t>
-      </w:r>
-      <w:proofErr w:type="spellStart"/>
-      <w:r>
-        <w:rPr>
-          <w:rFonts w:ascii="Cascadia Mono" w:hAnsi="Cascadia Mono" w:cs="Cascadia Mono"/>
-          <w:color w:val="1F377F"/>
-          <w:sz w:val="19"/>
-          <w:szCs w:val="19"/>
-          <w:highlight w:val="white"/>
-        </w:rPr>
-        <w:t>xy</w:t>
-      </w:r>
-      <w:proofErr w:type="spellEnd"/>
-      <w:r>
-        <w:rPr>
-          <w:rFonts w:ascii="Cascadia Mono" w:hAnsi="Cascadia Mono" w:cs="Cascadia Mono"/>
-          <w:color w:val="000000"/>
-          <w:sz w:val="19"/>
-          <w:szCs w:val="19"/>
-          <w:highlight w:val="white"/>
+          <w:lang w:val="en-US"/>
         </w:rPr>
         <w:t xml:space="preserve"> &lt; 8)</w:t>
       </w:r>
@@ -15586,15 +15735,17 @@
           <w:sz w:val="19"/>
           <w:szCs w:val="19"/>
           <w:highlight w:val="white"/>
-        </w:rPr>
-      </w:pPr>
-      <w:r>
-        <w:rPr>
-          <w:rFonts w:ascii="Cascadia Mono" w:hAnsi="Cascadia Mono" w:cs="Cascadia Mono"/>
-          <w:color w:val="000000"/>
-          <w:sz w:val="19"/>
-          <w:szCs w:val="19"/>
-          <w:highlight w:val="white"/>
+          <w:lang w:val="en-US"/>
+        </w:rPr>
+      </w:pPr>
+      <w:r>
+        <w:rPr>
+          <w:rFonts w:ascii="Cascadia Mono" w:hAnsi="Cascadia Mono" w:cs="Cascadia Mono"/>
+          <w:color w:val="000000"/>
+          <w:sz w:val="19"/>
+          <w:szCs w:val="19"/>
+          <w:highlight w:val="white"/>
+          <w:lang w:val="en-US"/>
         </w:rPr>
         <w:t xml:space="preserve">            {</w:t>
       </w:r>
@@ -16570,6 +16721,7 @@
           <w:sz w:val="19"/>
           <w:szCs w:val="19"/>
           <w:highlight w:val="white"/>
+          <w:lang w:val="en-US"/>
         </w:rPr>
       </w:pPr>
       <w:r>
@@ -16590,6 +16742,7 @@
           <w:sz w:val="19"/>
           <w:szCs w:val="19"/>
           <w:highlight w:val="white"/>
+          <w:lang w:val="en-US"/>
         </w:rPr>
         <w:t>}</w:t>
       </w:r>
@@ -16606,28 +16759,77 @@
           <w:sz w:val="19"/>
           <w:szCs w:val="19"/>
           <w:highlight w:val="white"/>
-        </w:rPr>
-      </w:pPr>
-      <w:r>
-        <w:rPr>
-          <w:rFonts w:ascii="Cascadia Mono" w:hAnsi="Cascadia Mono" w:cs="Cascadia Mono"/>
-          <w:color w:val="000000"/>
-          <w:sz w:val="19"/>
-          <w:szCs w:val="19"/>
-          <w:highlight w:val="white"/>
+          <w:lang w:val="en-US"/>
+        </w:rPr>
+      </w:pPr>
+      <w:r>
+        <w:rPr>
+          <w:rFonts w:ascii="Cascadia Mono" w:hAnsi="Cascadia Mono" w:cs="Cascadia Mono"/>
+          <w:color w:val="000000"/>
+          <w:sz w:val="19"/>
+          <w:szCs w:val="19"/>
+          <w:highlight w:val="white"/>
+          <w:lang w:val="en-US"/>
         </w:rPr>
         <w:t xml:space="preserve">            </w:t>
       </w:r>
+      <w:proofErr w:type="gramStart"/>
+      <w:r>
+        <w:rPr>
+          <w:rFonts w:ascii="Cascadia Mono" w:hAnsi="Cascadia Mono" w:cs="Cascadia Mono"/>
+          <w:color w:val="8F08C4"/>
+          <w:sz w:val="19"/>
+          <w:szCs w:val="19"/>
+          <w:highlight w:val="white"/>
+          <w:lang w:val="en-US"/>
+        </w:rPr>
+        <w:t>else</w:t>
+      </w:r>
+      <w:proofErr w:type="gramEnd"/>
+      <w:r>
+        <w:rPr>
+          <w:rFonts w:ascii="Cascadia Mono" w:hAnsi="Cascadia Mono" w:cs="Cascadia Mono"/>
+          <w:color w:val="000000"/>
+          <w:sz w:val="19"/>
+          <w:szCs w:val="19"/>
+          <w:highlight w:val="white"/>
+          <w:lang w:val="en-US"/>
+        </w:rPr>
+        <w:t xml:space="preserve"> </w:t>
+      </w:r>
+      <w:r>
+        <w:rPr>
+          <w:rFonts w:ascii="Cascadia Mono" w:hAnsi="Cascadia Mono" w:cs="Cascadia Mono"/>
+          <w:color w:val="8F08C4"/>
+          <w:sz w:val="19"/>
+          <w:szCs w:val="19"/>
+          <w:highlight w:val="white"/>
+          <w:lang w:val="en-US"/>
+        </w:rPr>
+        <w:t>if</w:t>
+      </w:r>
+      <w:r>
+        <w:rPr>
+          <w:rFonts w:ascii="Cascadia Mono" w:hAnsi="Cascadia Mono" w:cs="Cascadia Mono"/>
+          <w:color w:val="000000"/>
+          <w:sz w:val="19"/>
+          <w:szCs w:val="19"/>
+          <w:highlight w:val="white"/>
+          <w:lang w:val="en-US"/>
+        </w:rPr>
+        <w:t xml:space="preserve"> (</w:t>
+      </w:r>
       <w:proofErr w:type="spellStart"/>
       <w:r>
         <w:rPr>
           <w:rFonts w:ascii="Cascadia Mono" w:hAnsi="Cascadia Mono" w:cs="Cascadia Mono"/>
-          <w:color w:val="8F08C4"/>
-          <w:sz w:val="19"/>
-          <w:szCs w:val="19"/>
-          <w:highlight w:val="white"/>
-        </w:rPr>
-        <w:t>else</w:t>
+          <w:color w:val="1F377F"/>
+          <w:sz w:val="19"/>
+          <w:szCs w:val="19"/>
+          <w:highlight w:val="white"/>
+          <w:lang w:val="en-US"/>
+        </w:rPr>
+        <w:t>xy</w:t>
       </w:r>
       <w:proofErr w:type="spellEnd"/>
       <w:r>
@@ -16637,50 +16839,7 @@
           <w:sz w:val="19"/>
           <w:szCs w:val="19"/>
           <w:highlight w:val="white"/>
-        </w:rPr>
-        <w:t xml:space="preserve"> </w:t>
-      </w:r>
-      <w:proofErr w:type="spellStart"/>
-      <w:r>
-        <w:rPr>
-          <w:rFonts w:ascii="Cascadia Mono" w:hAnsi="Cascadia Mono" w:cs="Cascadia Mono"/>
-          <w:color w:val="8F08C4"/>
-          <w:sz w:val="19"/>
-          <w:szCs w:val="19"/>
-          <w:highlight w:val="white"/>
-        </w:rPr>
-        <w:t>if</w:t>
-      </w:r>
-      <w:proofErr w:type="spellEnd"/>
-      <w:r>
-        <w:rPr>
-          <w:rFonts w:ascii="Cascadia Mono" w:hAnsi="Cascadia Mono" w:cs="Cascadia Mono"/>
-          <w:color w:val="000000"/>
-          <w:sz w:val="19"/>
-          <w:szCs w:val="19"/>
-          <w:highlight w:val="white"/>
-        </w:rPr>
-        <w:t xml:space="preserve"> (</w:t>
-      </w:r>
-      <w:proofErr w:type="spellStart"/>
-      <w:r>
-        <w:rPr>
-          <w:rFonts w:ascii="Cascadia Mono" w:hAnsi="Cascadia Mono" w:cs="Cascadia Mono"/>
-          <w:color w:val="1F377F"/>
-          <w:sz w:val="19"/>
-          <w:szCs w:val="19"/>
-          <w:highlight w:val="white"/>
-        </w:rPr>
-        <w:t>xy</w:t>
-      </w:r>
-      <w:proofErr w:type="spellEnd"/>
-      <w:r>
-        <w:rPr>
-          <w:rFonts w:ascii="Cascadia Mono" w:hAnsi="Cascadia Mono" w:cs="Cascadia Mono"/>
-          <w:color w:val="000000"/>
-          <w:sz w:val="19"/>
-          <w:szCs w:val="19"/>
-          <w:highlight w:val="white"/>
+          <w:lang w:val="en-US"/>
         </w:rPr>
         <w:t xml:space="preserve"> &gt; 12)</w:t>
       </w:r>
@@ -16697,15 +16856,17 @@
           <w:sz w:val="19"/>
           <w:szCs w:val="19"/>
           <w:highlight w:val="white"/>
-        </w:rPr>
-      </w:pPr>
-      <w:r>
-        <w:rPr>
-          <w:rFonts w:ascii="Cascadia Mono" w:hAnsi="Cascadia Mono" w:cs="Cascadia Mono"/>
-          <w:color w:val="000000"/>
-          <w:sz w:val="19"/>
-          <w:szCs w:val="19"/>
-          <w:highlight w:val="white"/>
+          <w:lang w:val="en-US"/>
+        </w:rPr>
+      </w:pPr>
+      <w:r>
+        <w:rPr>
+          <w:rFonts w:ascii="Cascadia Mono" w:hAnsi="Cascadia Mono" w:cs="Cascadia Mono"/>
+          <w:color w:val="000000"/>
+          <w:sz w:val="19"/>
+          <w:szCs w:val="19"/>
+          <w:highlight w:val="white"/>
+          <w:lang w:val="en-US"/>
         </w:rPr>
         <w:t xml:space="preserve">            {</w:t>
       </w:r>
@@ -16722,15 +16883,17 @@
           <w:sz w:val="19"/>
           <w:szCs w:val="19"/>
           <w:highlight w:val="white"/>
-        </w:rPr>
-      </w:pPr>
-      <w:r>
-        <w:rPr>
-          <w:rFonts w:ascii="Cascadia Mono" w:hAnsi="Cascadia Mono" w:cs="Cascadia Mono"/>
-          <w:color w:val="000000"/>
-          <w:sz w:val="19"/>
-          <w:szCs w:val="19"/>
-          <w:highlight w:val="white"/>
+          <w:lang w:val="en-US"/>
+        </w:rPr>
+      </w:pPr>
+      <w:r>
+        <w:rPr>
+          <w:rFonts w:ascii="Cascadia Mono" w:hAnsi="Cascadia Mono" w:cs="Cascadia Mono"/>
+          <w:color w:val="000000"/>
+          <w:sz w:val="19"/>
+          <w:szCs w:val="19"/>
+          <w:highlight w:val="white"/>
+          <w:lang w:val="en-US"/>
         </w:rPr>
         <w:t xml:space="preserve">                richTextBox1.Text += </w:t>
       </w:r>
@@ -16741,8 +16904,30 @@
           <w:sz w:val="19"/>
           <w:szCs w:val="19"/>
           <w:highlight w:val="white"/>
-        </w:rPr>
-        <w:t>"Условие: XY &gt; 12</w:t>
+          <w:lang w:val="en-US"/>
+        </w:rPr>
+        <w:t>"</w:t>
+      </w:r>
+      <w:r>
+        <w:rPr>
+          <w:rFonts w:ascii="Cascadia Mono" w:hAnsi="Cascadia Mono" w:cs="Cascadia Mono"/>
+          <w:color w:val="A31515"/>
+          <w:sz w:val="19"/>
+          <w:szCs w:val="19"/>
+          <w:highlight w:val="white"/>
+        </w:rPr>
+        <w:t>Условие</w:t>
+      </w:r>
+      <w:r>
+        <w:rPr>
+          <w:rFonts w:ascii="Cascadia Mono" w:hAnsi="Cascadia Mono" w:cs="Cascadia Mono"/>
+          <w:color w:val="A31515"/>
+          <w:sz w:val="19"/>
+          <w:szCs w:val="19"/>
+          <w:highlight w:val="white"/>
+          <w:lang w:val="en-US"/>
+        </w:rPr>
+        <w:t>: XY &gt; 12</w:t>
       </w:r>
       <w:r>
         <w:rPr>
@@ -16751,6 +16936,7 @@
           <w:sz w:val="19"/>
           <w:szCs w:val="19"/>
           <w:highlight w:val="white"/>
+          <w:lang w:val="en-US"/>
         </w:rPr>
         <w:t>\r\n</w:t>
       </w:r>
@@ -16761,6 +16947,7 @@
           <w:sz w:val="19"/>
           <w:szCs w:val="19"/>
           <w:highlight w:val="white"/>
+          <w:lang w:val="en-US"/>
         </w:rPr>
         <w:t>"</w:t>
       </w:r>
@@ -16771,6 +16958,7 @@
           <w:sz w:val="19"/>
           <w:szCs w:val="19"/>
           <w:highlight w:val="white"/>
+          <w:lang w:val="en-US"/>
         </w:rPr>
         <w:t>;</w:t>
       </w:r>
@@ -16797,6 +16985,7 @@
           <w:sz w:val="19"/>
           <w:szCs w:val="19"/>
           <w:highlight w:val="white"/>
+          <w:lang w:val="en-US"/>
         </w:rPr>
         <w:t xml:space="preserve">                </w:t>
       </w:r>
@@ -20291,7 +20480,7 @@
   <a:extraClrSchemeLst/>
   <a:extLst>
     <a:ext uri="{05A4C25C-085E-4340-85A3-A5531E510DB2}">
-      <thm15:themeFamily xmlns:thm15="http://schemas.microsoft.com/office/thememl/2012/main" xmlns="" name="Office Theme" id="{62F939B6-93AF-4DB8-9C6B-D6C7DFDC589F}" vid="{4A3C46E8-61CC-4603-A589-7422A47A8E4A}"/>
+      <thm15:themeFamily xmlns="" xmlns:thm15="http://schemas.microsoft.com/office/thememl/2012/main" name="Office Theme" id="{62F939B6-93AF-4DB8-9C6B-D6C7DFDC589F}" vid="{4A3C46E8-61CC-4603-A589-7422A47A8E4A}"/>
     </a:ext>
   </a:extLst>
 </a:theme>
@@ -20302,7 +20491,7 @@
 </file>
 
 <file path=customXml/itemProps1.xml><?xml version="1.0" encoding="utf-8"?>
-<ds:datastoreItem xmlns:ds="http://schemas.openxmlformats.org/officeDocument/2006/customXml" ds:itemID="{94EAABFD-FC0E-4AE8-BFA6-B8546CCC3096}">
+<ds:datastoreItem xmlns:ds="http://schemas.openxmlformats.org/officeDocument/2006/customXml" ds:itemID="{A3DA937A-4ECE-478D-ADB8-4722B1DA90B7}">
   <ds:schemaRefs>
     <ds:schemaRef ds:uri="http://schemas.openxmlformats.org/officeDocument/2006/bibliography"/>
   </ds:schemaRefs>
